--- a/output/2026-summer_管理職向け会計報告書.docx
+++ b/output/2026-summer_管理職向け会計報告書.docx
@@ -952,7 +952,7 @@
                 <w:b w:val="0"/>
                 <w:sz w:val="20"/>
               </w:rPr>
-              <w:t>請求書に基づく</w:t>
+              <w:t>請求書に基づく。引率顧問・外部コーチの宿泊・食事代を含む</w:t>
             </w:r>
           </w:p>
         </w:tc>
@@ -1809,19 +1809,6 @@
     </w:p>
     <w:p>
       <w:pPr>
-        <w:spacing w:before="0" w:after="20"/>
-      </w:pPr>
-      <w:r>
-        <w:rPr>
-          <w:rFonts w:ascii="游明朝" w:hAnsi="游明朝" w:eastAsia="游明朝"/>
-          <w:b w:val="0"/>
-          <w:sz w:val="20"/>
-        </w:rPr>
-        <w:t>（4）引率顧問2名の宿泊・食事代の財源（ホテル請求に含まれ、生徒からは徴収していない）。ホテル請求額のうち該当分は77,440円（算出値）</w:t>
-      </w:r>
-    </w:p>
-    <w:p>
-      <w:pPr>
         <w:spacing w:before="200" w:after="40"/>
       </w:pPr>
       <w:r>
